--- a/public/oferta.docx
+++ b/public/oferta.docx
@@ -3870,7 +3870,7 @@
           <w:szCs w:val="24"/>
           <w:lang w:eastAsia="ar-SA"/>
         </w:rPr>
-        <w:t> </w:t>
+        <w:t xml:space="preserve"> Самозанятый Ермолаев Никита Андреевич</w:t>
       </w:r>
       <w:proofErr w:type="spellStart"/>
       <w:proofErr w:type="spellEnd"/>
@@ -3908,7 +3908,7 @@
           <w:sz w:val="24"/>
           <w:szCs w:val="24"/>
         </w:rPr>
-        <w:t>ОГРН/ОГРНИП:  </w:t>
+        <w:t>ОГРН/ОГРНИП: не применимо (плательщик налога на профессиональный доход)</w:t>
       </w:r>
     </w:p>
     <w:p>
